--- a/docs/pilot-v3/03_EVNest_Technical_Architecture_v3.docx
+++ b/docs/pilot-v3/03_EVNest_Technical_Architecture_v3.docx
@@ -56,7 +56,7 @@
           <w:iCs/>
           <w:color w:val="555555"/>
         </w:rPr>
-        <w:t xml:space="preserve">Version 3.0 — Pilot MVP  ·  30 September 2026  ·  Replaces version 2</w:t>
+        <w:t xml:space="preserve">Version 3.1 — Pilot MVP  ·  1 October 2026  ·  Adds damage and fault reporting</w:t>
       </w:r>
     </w:p>
     <w:p>
@@ -236,6 +236,21 @@
           <w:szCs w:val="17"/>
         </w:rPr>
         <w:t xml:space="preserve">  │ pg_net ──&gt; Edge Function "send-push" ──&gt; Firebase Cloud Messaging ──&gt; phones │</w:t>
+      </w:r>
+    </w:p>
+    <w:p>
+      <w:pPr>
+        <w:shd w:fill="F2F4F5" w:color="auto" w:val="clear"/>
+        <w:spacing w:after="0" w:before="0"/>
+        <w:ind w:left="160" w:right="160"/>
+      </w:pPr>
+      <w:r>
+        <w:rPr>
+          <w:rFonts w:ascii="Consolas" w:cs="Consolas" w:eastAsia="Consolas" w:hAnsi="Consolas"/>
+          <w:sz w:val="17"/>
+          <w:szCs w:val="17"/>
+        </w:rPr>
+        <w:t xml:space="preserve">  │ Storage: private bucket "incident-photos" (signed URLs only)                 │</w:t>
       </w:r>
     </w:p>
     <w:p>
@@ -953,7 +968,7 @@
                 <w:sz w:val="18"/>
                 <w:szCs w:val="18"/>
               </w:rPr>
-              <w:t xml:space="preserve">Errors</w:t>
+              <w:t xml:space="preserve">Incident photos and PDF</w:t>
             </w:r>
           </w:p>
         </w:tc>
@@ -981,7 +996,7 @@
                 <w:sz w:val="18"/>
                 <w:szCs w:val="18"/>
               </w:rPr>
-              <w:t xml:space="preserve">Sentry for Flutter; Supabase logs</w:t>
+              <w:t xml:space="preserve">Supabase Storage (private bucket); Flutter image compression and pdf + share_plus packages</w:t>
             </w:r>
           </w:p>
         </w:tc>
@@ -1009,7 +1024,7 @@
                 <w:sz w:val="18"/>
                 <w:szCs w:val="18"/>
               </w:rPr>
-              <w:t xml:space="preserve">Find pilot problems quickly</w:t>
+              <w:t xml:space="preserve">Evidence stays private; admin shares a PDF from the phone</w:t>
             </w:r>
           </w:p>
         </w:tc>
@@ -1043,6 +1058,97 @@
                 <w:sz w:val="18"/>
                 <w:szCs w:val="18"/>
               </w:rPr>
+              <w:t xml:space="preserve">Errors</w:t>
+            </w:r>
+          </w:p>
+        </w:tc>
+        <w:tc>
+          <w:tcPr>
+            <w:tcW w:type="dxa" w:w="3300"/>
+            <w:tcBorders>
+              <w:top w:val="single" w:color="BFBFBF" w:sz="4"/>
+              <w:left w:val="single" w:color="BFBFBF" w:sz="4"/>
+              <w:bottom w:val="single" w:color="BFBFBF" w:sz="4"/>
+              <w:right w:val="single" w:color="BFBFBF" w:sz="4"/>
+            </w:tcBorders>
+            <w:shd w:fill="F5F5F5" w:color="auto" w:val="clear"/>
+            <w:tcMar>
+              <w:top w:type="dxa" w:w="70"/>
+              <w:left w:type="dxa" w:w="100"/>
+              <w:bottom w:type="dxa" w:w="70"/>
+              <w:right w:type="dxa" w:w="100"/>
+            </w:tcMar>
+          </w:tcPr>
+          <w:p>
+            <w:r>
+              <w:rPr>
+                <w:b w:val="false"/>
+                <w:bCs w:val="false"/>
+                <w:sz w:val="18"/>
+                <w:szCs w:val="18"/>
+              </w:rPr>
+              <w:t xml:space="preserve">Sentry for Flutter; Supabase logs</w:t>
+            </w:r>
+          </w:p>
+        </w:tc>
+        <w:tc>
+          <w:tcPr>
+            <w:tcW w:type="dxa" w:w="3526"/>
+            <w:tcBorders>
+              <w:top w:val="single" w:color="BFBFBF" w:sz="4"/>
+              <w:left w:val="single" w:color="BFBFBF" w:sz="4"/>
+              <w:bottom w:val="single" w:color="BFBFBF" w:sz="4"/>
+              <w:right w:val="single" w:color="BFBFBF" w:sz="4"/>
+            </w:tcBorders>
+            <w:shd w:fill="F5F5F5" w:color="auto" w:val="clear"/>
+            <w:tcMar>
+              <w:top w:type="dxa" w:w="70"/>
+              <w:left w:type="dxa" w:w="100"/>
+              <w:bottom w:type="dxa" w:w="70"/>
+              <w:right w:type="dxa" w:w="100"/>
+            </w:tcMar>
+          </w:tcPr>
+          <w:p>
+            <w:r>
+              <w:rPr>
+                <w:b w:val="false"/>
+                <w:bCs w:val="false"/>
+                <w:sz w:val="18"/>
+                <w:szCs w:val="18"/>
+              </w:rPr>
+              <w:t xml:space="preserve">Find pilot problems quickly</w:t>
+            </w:r>
+          </w:p>
+        </w:tc>
+      </w:tr>
+      <w:tr>
+        <w:trPr>
+          <w:tblHeader w:val="off"/>
+        </w:trPr>
+        <w:tc>
+          <w:tcPr>
+            <w:tcW w:type="dxa" w:w="2200"/>
+            <w:tcBorders>
+              <w:top w:val="single" w:color="BFBFBF" w:sz="4"/>
+              <w:left w:val="single" w:color="BFBFBF" w:sz="4"/>
+              <w:bottom w:val="single" w:color="BFBFBF" w:sz="4"/>
+              <w:right w:val="single" w:color="BFBFBF" w:sz="4"/>
+            </w:tcBorders>
+            <w:tcMar>
+              <w:top w:type="dxa" w:w="70"/>
+              <w:left w:type="dxa" w:w="100"/>
+              <w:bottom w:type="dxa" w:w="70"/>
+              <w:right w:type="dxa" w:w="100"/>
+            </w:tcMar>
+          </w:tcPr>
+          <w:p>
+            <w:r>
+              <w:rPr>
+                <w:b w:val="false"/>
+                <w:bCs w:val="false"/>
+                <w:sz w:val="18"/>
+                <w:szCs w:val="18"/>
+              </w:rPr>
               <w:t xml:space="preserve">Distribution</w:t>
             </w:r>
           </w:p>
@@ -1056,7 +1162,6 @@
               <w:bottom w:val="single" w:color="BFBFBF" w:sz="4"/>
               <w:right w:val="single" w:color="BFBFBF" w:sz="4"/>
             </w:tcBorders>
-            <w:shd w:fill="F5F5F5" w:color="auto" w:val="clear"/>
             <w:tcMar>
               <w:top w:type="dxa" w:w="70"/>
               <w:left w:type="dxa" w:w="100"/>
@@ -1085,7 +1190,6 @@
               <w:bottom w:val="single" w:color="BFBFBF" w:sz="4"/>
               <w:right w:val="single" w:color="BFBFBF" w:sz="4"/>
             </w:tcBorders>
-            <w:shd w:fill="F5F5F5" w:color="auto" w:val="clear"/>
             <w:tcMar>
               <w:top w:type="dxa" w:w="70"/>
               <w:left w:type="dxa" w:w="100"/>
@@ -2325,7 +2429,7 @@
                 <w:sz w:val="18"/>
                 <w:szCs w:val="18"/>
               </w:rPr>
-              <w:t xml:space="preserve">Audit</w:t>
+              <w:t xml:space="preserve">Incident photos</w:t>
             </w:r>
           </w:p>
         </w:tc>
@@ -2353,7 +2457,7 @@
                 <w:sz w:val="18"/>
                 <w:szCs w:val="18"/>
               </w:rPr>
-              <w:t xml:space="preserve">Admin actions and job actions write audit_logs (insert-only).</w:t>
+              <w:t xml:space="preserve">Private bucket; storage policy allows upload only to {society_id}/{user_id}/; location metadata removed in the app; read through 10-minute signed URLs by the reporter and admins only.</w:t>
             </w:r>
           </w:p>
         </w:tc>
@@ -2387,7 +2491,7 @@
                 <w:sz w:val="18"/>
                 <w:szCs w:val="18"/>
               </w:rPr>
-              <w:t xml:space="preserve">Backups</w:t>
+              <w:t xml:space="preserve">Audit</w:t>
             </w:r>
           </w:p>
         </w:tc>
@@ -2416,7 +2520,7 @@
                 <w:sz w:val="18"/>
                 <w:szCs w:val="18"/>
               </w:rPr>
-              <w:t xml:space="preserve">Supabase Pro plan for production: daily backups and no project pausing. Restore tested once before launch.</w:t>
+              <w:t xml:space="preserve">Admin actions and job actions write audit_logs (insert-only).</w:t>
             </w:r>
           </w:p>
         </w:tc>
@@ -2449,7 +2553,7 @@
                 <w:sz w:val="18"/>
                 <w:szCs w:val="18"/>
               </w:rPr>
-              <w:t xml:space="preserve">DPDP Act 2023</w:t>
+              <w:t xml:space="preserve">Backups</w:t>
             </w:r>
           </w:p>
         </w:tc>
@@ -2477,7 +2581,7 @@
                 <w:sz w:val="18"/>
                 <w:szCs w:val="18"/>
               </w:rPr>
-              <w:t xml:space="preserve">Consent screen, purpose stated, data in India (Mumbai region), account deletion anonymises personal data, session log kept 3 years.</w:t>
+              <w:t xml:space="preserve">Supabase Pro plan for production: daily backups and no project pausing. Restore tested once before launch.</w:t>
             </w:r>
           </w:p>
         </w:tc>
@@ -2511,6 +2615,68 @@
                 <w:sz w:val="18"/>
                 <w:szCs w:val="18"/>
               </w:rPr>
+              <w:t xml:space="preserve">DPDP Act 2023</w:t>
+            </w:r>
+          </w:p>
+        </w:tc>
+        <w:tc>
+          <w:tcPr>
+            <w:tcW w:type="dxa" w:w="6526"/>
+            <w:tcBorders>
+              <w:top w:val="single" w:color="BFBFBF" w:sz="4"/>
+              <w:left w:val="single" w:color="BFBFBF" w:sz="4"/>
+              <w:bottom w:val="single" w:color="BFBFBF" w:sz="4"/>
+              <w:right w:val="single" w:color="BFBFBF" w:sz="4"/>
+            </w:tcBorders>
+            <w:shd w:fill="F5F5F5" w:color="auto" w:val="clear"/>
+            <w:tcMar>
+              <w:top w:type="dxa" w:w="70"/>
+              <w:left w:type="dxa" w:w="100"/>
+              <w:bottom w:type="dxa" w:w="70"/>
+              <w:right w:type="dxa" w:w="100"/>
+            </w:tcMar>
+          </w:tcPr>
+          <w:p>
+            <w:r>
+              <w:rPr>
+                <w:b w:val="false"/>
+                <w:bCs w:val="false"/>
+                <w:sz w:val="18"/>
+                <w:szCs w:val="18"/>
+              </w:rPr>
+              <w:t xml:space="preserve">Consent screen, purpose stated, data in India (Mumbai region), account deletion anonymises personal data, session log and incident records (with photos) kept 3 years for claims, then deleted.</w:t>
+            </w:r>
+          </w:p>
+        </w:tc>
+      </w:tr>
+      <w:tr>
+        <w:trPr>
+          <w:tblHeader w:val="off"/>
+        </w:trPr>
+        <w:tc>
+          <w:tcPr>
+            <w:tcW w:type="dxa" w:w="2500"/>
+            <w:tcBorders>
+              <w:top w:val="single" w:color="BFBFBF" w:sz="4"/>
+              <w:left w:val="single" w:color="BFBFBF" w:sz="4"/>
+              <w:bottom w:val="single" w:color="BFBFBF" w:sz="4"/>
+              <w:right w:val="single" w:color="BFBFBF" w:sz="4"/>
+            </w:tcBorders>
+            <w:tcMar>
+              <w:top w:type="dxa" w:w="70"/>
+              <w:left w:type="dxa" w:w="100"/>
+              <w:bottom w:type="dxa" w:w="70"/>
+              <w:right w:type="dxa" w:w="100"/>
+            </w:tcMar>
+          </w:tcPr>
+          <w:p>
+            <w:r>
+              <w:rPr>
+                <w:b w:val="false"/>
+                <w:bCs w:val="false"/>
+                <w:sz w:val="18"/>
+                <w:szCs w:val="18"/>
+              </w:rPr>
               <w:t xml:space="preserve">Play Store</w:t>
             </w:r>
           </w:p>
@@ -2524,7 +2690,6 @@
               <w:bottom w:val="single" w:color="BFBFBF" w:sz="4"/>
               <w:right w:val="single" w:color="BFBFBF" w:sz="4"/>
             </w:tcBorders>
-            <w:shd w:fill="F5F5F5" w:color="auto" w:val="clear"/>
             <w:tcMar>
               <w:top w:type="dxa" w:w="70"/>
               <w:left w:type="dxa" w:w="100"/>
@@ -3058,7 +3223,7 @@
         <w:spacing w:after="70"/>
       </w:pPr>
       <w:r>
-        <w:t xml:space="preserve">pgTAP tests for every function in 04 §7: each error code path, the day/night limit examples in 04 §6, quiet-hours offers, one place per flat, second car only with an empty queue, still-occupied pause/clear/give-up/admin-resolve.</w:t>
+        <w:t xml:space="preserve">pgTAP tests for every function in 04 §7: each error code path, the day/night limit examples in 04 §6, quiet-hours offers, one place per flat, second car only with an empty queue, still-occupied pause/clear/give-up/admin-resolve, report_incident (session linking for active / recent / none, charger set out of service, live offer withdrawn, photo required for damage, photo path checks).</w:t>
       </w:r>
     </w:p>
     <w:p>
@@ -3827,7 +3992,7 @@
                 <w:sz w:val="18"/>
                 <w:szCs w:val="18"/>
               </w:rPr>
-              <w:t xml:space="preserve">Reminders, limits, overdue display, quiet hours, auto-close, still-occupied flow, missed-turn alerts</w:t>
+              <w:t xml:space="preserve">Reminders, limits, overdue display, quiet hours, auto-close, still-occupied flow, missed-turn alerts; resident damage/fault report with photos (report_incident, storage bucket)</w:t>
             </w:r>
           </w:p>
         </w:tc>
@@ -3883,7 +4048,7 @@
                 <w:sz w:val="18"/>
                 <w:szCs w:val="18"/>
               </w:rPr>
-              <w:t xml:space="preserve">Night and overstay scenarios</w:t>
+              <w:t xml:space="preserve">Night and overstay scenarios; report damage on a charger</w:t>
             </w:r>
           </w:p>
         </w:tc>
@@ -3946,7 +4111,7 @@
                 <w:sz w:val="18"/>
                 <w:szCs w:val="18"/>
               </w:rPr>
-              <w:t xml:space="preserve">Admin: sessions + admin end, queue view, reports, usage log, settings; account deletion; pgTAP + concurrency tests</w:t>
+              <w:t xml:space="preserve">Admin: sessions + admin end, queue view, reports, incidents (status, reference, PDF share), usage log, settings; account deletion; pgTAP + concurrency tests</w:t>
             </w:r>
           </w:p>
         </w:tc>
@@ -4004,7 +4169,7 @@
                 <w:sz w:val="18"/>
                 <w:szCs w:val="18"/>
               </w:rPr>
-              <w:t xml:space="preserve">All admin actions; tests green</w:t>
+              <w:t xml:space="preserve">All admin actions incl. an incident shared as PDF; tests green</w:t>
             </w:r>
           </w:p>
         </w:tc>
@@ -4144,7 +4309,7 @@
         <w:t xml:space="preserve">If behind schedule: </w:t>
       </w:r>
       <w:r>
-        <w:t xml:space="preserve">drop only the “can slip” items (01 §7): issue reporting, CSV export, dark mode, weekly overstay summary, iOS. Never cut tests for start_session, promotion or the jobs.</w:t>
+        <w:t xml:space="preserve">drop only the “can slip” items (01 §7): general issue reporting, CSV export, dark mode, weekly overstay summary, iOS. Never cut tests for start_session, promotion, report_incident or the jobs. Damage reporting (v3.1) adds about 2–3 days; if weeks 5–6 overflow, CSV export and dark mode go first.</w:t>
       </w:r>
     </w:p>
     <w:p>

--- a/docs/pilot-v3/03_EVNest_Technical_Architecture_v3.docx
+++ b/docs/pilot-v3/03_EVNest_Technical_Architecture_v3.docx
@@ -56,7 +56,7 @@
           <w:iCs/>
           <w:color w:val="555555"/>
         </w:rPr>
-        <w:t xml:space="preserve">Version 3.1 — Pilot MVP  ·  1 October 2026  ·  Adds damage and fault reporting</w:t>
+        <w:t xml:space="preserve">Version 3.2 — Pilot MVP  ·  1 October 2026  ·  Adds parking zones, tower-based flats and multiple admins (3.1: damage and fault reporting)</w:t>
       </w:r>
     </w:p>
     <w:p>
@@ -1402,7 +1402,7 @@
           <w:sz w:val="17"/>
           <w:szCs w:val="17"/>
         </w:rPr>
-        <w:t xml:space="preserve">│   ├── seed.sql                 demo society, admin, residents, chargers</w:t>
+        <w:t xml:space="preserve">│   ├── seed.sql                 demo society (towers A–Z, 2 zones, 5 chargers), 3 admins, residents</w:t>
       </w:r>
     </w:p>
     <w:p>
@@ -3223,7 +3223,7 @@
         <w:spacing w:after="70"/>
       </w:pPr>
       <w:r>
-        <w:t xml:space="preserve">pgTAP tests for every function in 04 §7: each error code path, the day/night limit examples in 04 §6, quiet-hours offers, one place per flat, second car only with an empty queue, still-occupied pause/clear/give-up/admin-resolve, report_incident (session linking for active / recent / none, charger set out of service, live offer withdrawn, photo required for damage, photo path checks).</w:t>
+        <w:t xml:space="preserve">pgTAP tests for every function in 04 §7: each error code path, the day/night limit examples in 04 §6, quiet-hours offers, one place per flat, zone matching in promotion (zone entry vs any-zone entry, older any-zone entry beats newer zone entry), second car only with an empty queue, still-occupied pause/clear/give-up/admin-resolve, report_incident (session linking for active / recent / none, charger set out of service, live offer withdrawn, photo required for damage, photo path checks).</w:t>
       </w:r>
     </w:p>
     <w:p>
@@ -3635,7 +3635,7 @@
                 <w:sz w:val="18"/>
                 <w:szCs w:val="18"/>
               </w:rPr>
-              <w:t xml:space="preserve">Admin tab: approve/reject/suspend; vehicles; chargers with QR scan-in and conditions; v_chargers</w:t>
+              <w:t xml:space="preserve">Admin tab: approve/reject/suspend (tower filter); tower + flat picker; zones; vehicles; chargers with zone, QR scan-in and conditions; v_zones, v_chargers</w:t>
             </w:r>
           </w:p>
         </w:tc>
@@ -3693,7 +3693,7 @@
                 <w:sz w:val="18"/>
                 <w:szCs w:val="18"/>
               </w:rPr>
-              <w:t xml:space="preserve">Admin approves; charger list</w:t>
+              <w:t xml:space="preserve">Admin approves; chargers grouped by zone</w:t>
             </w:r>
           </w:p>
         </w:tc>
